--- a/bi-biz/src/main/resources/word.biz/桥梁模板.docx
+++ b/bi-biz/src/main/resources/word.biz/桥梁模板.docx
@@ -681,15 +681,15 @@
                 <w:szCs w:val="18"/>
                 <w:lang w:val="en-US" w:eastAsia="zh-CN"/>
               </w:rPr>
-              <w:t>${</w:t>
-            </w:r>
-            <w:r>
-              <w:rPr>
-                <w:rFonts w:ascii="Times New Roman" w:hAnsi="Times New Roman" w:eastAsia="宋体" w:cs="Times New Roman"/>
-                <w:sz w:val="18"/>
-                <w:szCs w:val="18"/>
-              </w:rPr>
-              <w:t>路线等级</w:t>
+              <w:t>${路线技术等级}</w:t>
+            </w:r>
+            <w:r>
+              <w:rPr>
+                <w:rFonts w:ascii="Times New Roman" w:hAnsi="Times New Roman" w:eastAsia="宋体" w:cs="Times New Roman"/>
+                <w:sz w:val="18"/>
+                <w:szCs w:val="18"/>
+              </w:rPr>
+              <w:t/>
             </w:r>
             <w:r>
               <w:rPr>
@@ -698,7 +698,7 @@
                 <w:szCs w:val="18"/>
                 <w:lang w:val="en-US" w:eastAsia="zh-CN"/>
               </w:rPr>
-              <w:t>}</w:t>
+              <w:t/>
             </w:r>
           </w:p>
         </w:tc>
@@ -824,16 +824,16 @@
                 <w:szCs w:val="18"/>
                 <w:lang w:val="en-US" w:eastAsia="zh-CN"/>
               </w:rPr>
-              <w:t>${</w:t>
-            </w:r>
-            <w:r>
-              <w:rPr>
-                <w:rFonts w:ascii="Times New Roman" w:hAnsi="Times New Roman" w:eastAsia="宋体" w:cs="Times New Roman"/>
-                <w:sz w:val="18"/>
-                <w:szCs w:val="18"/>
-                <w:lang w:bidi="ar"/>
-              </w:rPr>
-              <w:t>桥梁编号</w:t>
+              <w:t>${桥梁代码}</w:t>
+            </w:r>
+            <w:r>
+              <w:rPr>
+                <w:rFonts w:ascii="Times New Roman" w:hAnsi="Times New Roman" w:eastAsia="宋体" w:cs="Times New Roman"/>
+                <w:sz w:val="18"/>
+                <w:szCs w:val="18"/>
+                <w:lang w:bidi="ar"/>
+              </w:rPr>
+              <w:t/>
             </w:r>
             <w:r>
               <w:rPr>
@@ -843,7 +843,7 @@
                 <w:szCs w:val="18"/>
                 <w:lang w:val="en-US" w:eastAsia="zh-CN"/>
               </w:rPr>
-              <w:t>}</w:t>
+              <w:t/>
             </w:r>
           </w:p>
         </w:tc>
@@ -1070,16 +1070,16 @@
                 <w:szCs w:val="18"/>
                 <w:lang w:val="en-US" w:eastAsia="zh-CN"/>
               </w:rPr>
-              <w:t>${</w:t>
-            </w:r>
-            <w:r>
-              <w:rPr>
-                <w:rFonts w:ascii="Times New Roman" w:hAnsi="Times New Roman" w:eastAsia="宋体" w:cs="Times New Roman"/>
-                <w:sz w:val="18"/>
-                <w:szCs w:val="18"/>
-                <w:lang w:bidi="ar"/>
-              </w:rPr>
-              <w:t>桥位桩号</w:t>
+              <w:t>${桥梁中心桩号}</w:t>
+            </w:r>
+            <w:r>
+              <w:rPr>
+                <w:rFonts w:ascii="Times New Roman" w:hAnsi="Times New Roman" w:eastAsia="宋体" w:cs="Times New Roman"/>
+                <w:sz w:val="18"/>
+                <w:szCs w:val="18"/>
+                <w:lang w:bidi="ar"/>
+              </w:rPr>
+              <w:t/>
             </w:r>
             <w:r>
               <w:rPr>
@@ -1089,7 +1089,7 @@
                 <w:szCs w:val="18"/>
                 <w:lang w:val="en-US" w:eastAsia="zh-CN"/>
               </w:rPr>
-              <w:t>}</w:t>
+              <w:t/>
             </w:r>
           </w:p>
         </w:tc>
@@ -1216,16 +1216,15 @@
                 <w:szCs w:val="18"/>
                 <w:lang w:val="en-US" w:eastAsia="zh-CN"/>
               </w:rPr>
-              <w:t>${</w:t>
-            </w:r>
-            <w:r>
-              <w:rPr>
-                <w:rFonts w:ascii="Times New Roman" w:hAnsi="Times New Roman" w:eastAsia="宋体" w:cs="Times New Roman"/>
-                <w:sz w:val="18"/>
-                <w:szCs w:val="18"/>
-                <w:lang w:bidi="ar"/>
-              </w:rPr>
-              <w:t>功能类型</w:t>
+              <w:t>${功能类型}</w:t>
+            </w:r>
+            <w:r>
+              <w:rPr>
+                <w:rFonts w:ascii="Times New Roman" w:hAnsi="Times New Roman" w:eastAsia="宋体" w:cs="Times New Roman"/>
+                <w:sz w:val="18"/>
+                <w:szCs w:val="18"/>
+                <w:lang w:bidi="ar"/>
+              </w:rPr>
             </w:r>
             <w:r>
               <w:rPr>
@@ -1234,7 +1233,6 @@
                 <w:szCs w:val="18"/>
                 <w:lang w:val="en-US" w:eastAsia="zh-CN"/>
               </w:rPr>
-              <w:t>}</w:t>
             </w:r>
           </w:p>
         </w:tc>
@@ -1340,16 +1338,16 @@
                 <w:szCs w:val="18"/>
                 <w:lang w:val="en-US" w:eastAsia="zh-CN"/>
               </w:rPr>
-              <w:t>${</w:t>
-            </w:r>
-            <w:r>
-              <w:rPr>
-                <w:rFonts w:ascii="Times New Roman" w:hAnsi="Times New Roman" w:eastAsia="宋体" w:cs="Times New Roman"/>
-                <w:sz w:val="18"/>
-                <w:szCs w:val="18"/>
-                <w:lang w:bidi="ar"/>
-              </w:rPr>
-              <w:t>被跨越道路名称</w:t>
+              <w:t>${被跨越道路（通道）名称}</w:t>
+            </w:r>
+            <w:r>
+              <w:rPr>
+                <w:rFonts w:ascii="Times New Roman" w:hAnsi="Times New Roman" w:eastAsia="宋体" w:cs="Times New Roman"/>
+                <w:sz w:val="18"/>
+                <w:szCs w:val="18"/>
+                <w:lang w:bidi="ar"/>
+              </w:rPr>
+              <w:t/>
             </w:r>
             <w:r>
               <w:rPr>
@@ -1359,7 +1357,7 @@
                 <w:szCs w:val="18"/>
                 <w:lang w:val="en-US" w:eastAsia="zh-CN"/>
               </w:rPr>
-              <w:t>}</w:t>
+              <w:t/>
             </w:r>
           </w:p>
         </w:tc>
@@ -1464,16 +1462,16 @@
                 <w:szCs w:val="18"/>
                 <w:lang w:val="en-US" w:eastAsia="zh-CN"/>
               </w:rPr>
-              <w:t>${</w:t>
-            </w:r>
-            <w:r>
-              <w:rPr>
-                <w:rFonts w:ascii="Times New Roman" w:hAnsi="Times New Roman" w:eastAsia="宋体" w:cs="Times New Roman"/>
-                <w:sz w:val="18"/>
-                <w:szCs w:val="18"/>
-                <w:lang w:bidi="ar"/>
-              </w:rPr>
-              <w:t>被跨越道路桩号</w:t>
+              <w:t>${被跨越道路（通道）桩号}</w:t>
+            </w:r>
+            <w:r>
+              <w:rPr>
+                <w:rFonts w:ascii="Times New Roman" w:hAnsi="Times New Roman" w:eastAsia="宋体" w:cs="Times New Roman"/>
+                <w:sz w:val="18"/>
+                <w:szCs w:val="18"/>
+                <w:lang w:bidi="ar"/>
+              </w:rPr>
+              <w:t/>
             </w:r>
             <w:r>
               <w:rPr>
@@ -1482,7 +1480,7 @@
                 <w:szCs w:val="18"/>
                 <w:lang w:val="en-US" w:eastAsia="zh-CN"/>
               </w:rPr>
-              <w:t>}</w:t>
+              <w:t/>
             </w:r>
           </w:p>
         </w:tc>
@@ -1610,16 +1608,16 @@
                 <w:szCs w:val="18"/>
                 <w:lang w:val="en-US" w:eastAsia="zh-CN"/>
               </w:rPr>
-              <w:t>${</w:t>
-            </w:r>
-            <w:r>
-              <w:rPr>
-                <w:rFonts w:ascii="Times New Roman" w:hAnsi="Times New Roman" w:eastAsia="宋体" w:cs="Times New Roman"/>
-                <w:sz w:val="18"/>
-                <w:szCs w:val="18"/>
-                <w:lang w:bidi="ar"/>
-              </w:rPr>
-              <w:t>设计荷载</w:t>
+              <w:t>${设计荷载等级}</w:t>
+            </w:r>
+            <w:r>
+              <w:rPr>
+                <w:rFonts w:ascii="Times New Roman" w:hAnsi="Times New Roman" w:eastAsia="宋体" w:cs="Times New Roman"/>
+                <w:sz w:val="18"/>
+                <w:szCs w:val="18"/>
+                <w:lang w:bidi="ar"/>
+              </w:rPr>
+              <w:t/>
             </w:r>
             <w:r>
               <w:rPr>
@@ -1629,7 +1627,7 @@
                 <w:szCs w:val="18"/>
                 <w:lang w:val="en-US" w:eastAsia="zh-CN"/>
               </w:rPr>
-              <w:t>}</w:t>
+              <w:t/>
             </w:r>
           </w:p>
         </w:tc>
@@ -2002,16 +2000,16 @@
                 <w:szCs w:val="18"/>
                 <w:lang w:val="en-US" w:eastAsia="zh-CN"/>
               </w:rPr>
-              <w:t>${</w:t>
-            </w:r>
-            <w:r>
-              <w:rPr>
-                <w:rFonts w:ascii="Times New Roman" w:hAnsi="Times New Roman" w:eastAsia="宋体" w:cs="Times New Roman"/>
-                <w:sz w:val="18"/>
-                <w:szCs w:val="18"/>
-                <w:lang w:bidi="ar"/>
-              </w:rPr>
-              <w:t>建成时间</w:t>
+              <w:t>${建成通车日期}</w:t>
+            </w:r>
+            <w:r>
+              <w:rPr>
+                <w:rFonts w:ascii="Times New Roman" w:hAnsi="Times New Roman" w:eastAsia="宋体" w:cs="Times New Roman"/>
+                <w:sz w:val="18"/>
+                <w:szCs w:val="18"/>
+                <w:lang w:bidi="ar"/>
+              </w:rPr>
+              <w:t/>
             </w:r>
             <w:r>
               <w:rPr>
@@ -2020,7 +2018,7 @@
                 <w:szCs w:val="18"/>
                 <w:lang w:val="en-US" w:eastAsia="zh-CN"/>
               </w:rPr>
-              <w:t>}</w:t>
+              <w:t/>
             </w:r>
           </w:p>
         </w:tc>
@@ -2125,16 +2123,16 @@
                 <w:szCs w:val="18"/>
                 <w:lang w:val="en-US" w:eastAsia="zh-CN"/>
               </w:rPr>
-              <w:t>${</w:t>
-            </w:r>
-            <w:r>
-              <w:rPr>
-                <w:rFonts w:ascii="Times New Roman" w:hAnsi="Times New Roman" w:eastAsia="宋体" w:cs="Times New Roman"/>
-                <w:sz w:val="18"/>
-                <w:szCs w:val="18"/>
-                <w:lang w:bidi="ar"/>
-              </w:rPr>
-              <w:t>设计单位</w:t>
+              <w:t>${设计单位名称}</w:t>
+            </w:r>
+            <w:r>
+              <w:rPr>
+                <w:rFonts w:ascii="Times New Roman" w:hAnsi="Times New Roman" w:eastAsia="宋体" w:cs="Times New Roman"/>
+                <w:sz w:val="18"/>
+                <w:szCs w:val="18"/>
+                <w:lang w:bidi="ar"/>
+              </w:rPr>
+              <w:t/>
             </w:r>
             <w:r>
               <w:rPr>
@@ -2143,7 +2141,7 @@
                 <w:szCs w:val="18"/>
                 <w:lang w:val="en-US" w:eastAsia="zh-CN"/>
               </w:rPr>
-              <w:t>}</w:t>
+              <w:t/>
             </w:r>
           </w:p>
         </w:tc>
@@ -2249,16 +2247,16 @@
                 <w:szCs w:val="18"/>
                 <w:lang w:val="en-US" w:eastAsia="zh-CN"/>
               </w:rPr>
-              <w:t>${</w:t>
-            </w:r>
-            <w:r>
-              <w:rPr>
-                <w:rFonts w:ascii="Times New Roman" w:hAnsi="Times New Roman" w:eastAsia="宋体" w:cs="Times New Roman"/>
-                <w:sz w:val="18"/>
-                <w:szCs w:val="18"/>
-                <w:lang w:bidi="ar"/>
-              </w:rPr>
-              <w:t>施工单位</w:t>
+              <w:t>${施工单位名称}</w:t>
+            </w:r>
+            <w:r>
+              <w:rPr>
+                <w:rFonts w:ascii="Times New Roman" w:hAnsi="Times New Roman" w:eastAsia="宋体" w:cs="Times New Roman"/>
+                <w:sz w:val="18"/>
+                <w:szCs w:val="18"/>
+                <w:lang w:bidi="ar"/>
+              </w:rPr>
+              <w:t/>
             </w:r>
             <w:r>
               <w:rPr>
@@ -2268,7 +2266,7 @@
                 <w:szCs w:val="18"/>
                 <w:lang w:val="en-US" w:eastAsia="zh-CN"/>
               </w:rPr>
-              <w:t>}</w:t>
+              <w:t/>
             </w:r>
           </w:p>
         </w:tc>
@@ -2396,16 +2394,16 @@
                 <w:szCs w:val="18"/>
                 <w:lang w:val="en-US" w:eastAsia="zh-CN"/>
               </w:rPr>
-              <w:t>${</w:t>
-            </w:r>
-            <w:r>
-              <w:rPr>
-                <w:rFonts w:ascii="Times New Roman" w:hAnsi="Times New Roman" w:eastAsia="宋体" w:cs="Times New Roman"/>
-                <w:sz w:val="18"/>
-                <w:szCs w:val="18"/>
-                <w:lang w:bidi="ar"/>
-              </w:rPr>
-              <w:t>监理单位</w:t>
+              <w:t>${监理单位名称}</w:t>
+            </w:r>
+            <w:r>
+              <w:rPr>
+                <w:rFonts w:ascii="Times New Roman" w:hAnsi="Times New Roman" w:eastAsia="宋体" w:cs="Times New Roman"/>
+                <w:sz w:val="18"/>
+                <w:szCs w:val="18"/>
+                <w:lang w:bidi="ar"/>
+              </w:rPr>
+              <w:t/>
             </w:r>
             <w:r>
               <w:rPr>
@@ -2415,7 +2413,7 @@
                 <w:szCs w:val="18"/>
                 <w:lang w:val="en-US" w:eastAsia="zh-CN"/>
               </w:rPr>
-              <w:t>}</w:t>
+              <w:t/>
             </w:r>
           </w:p>
         </w:tc>
@@ -2521,16 +2519,16 @@
                 <w:szCs w:val="18"/>
                 <w:lang w:val="en-US" w:eastAsia="zh-CN"/>
               </w:rPr>
-              <w:t>${</w:t>
-            </w:r>
-            <w:r>
-              <w:rPr>
-                <w:rFonts w:ascii="Times New Roman" w:hAnsi="Times New Roman" w:eastAsia="宋体" w:cs="Times New Roman"/>
-                <w:sz w:val="18"/>
-                <w:szCs w:val="18"/>
-                <w:lang w:bidi="ar"/>
-              </w:rPr>
-              <w:t>业主单位</w:t>
+              <w:t>${建设单位名称}</w:t>
+            </w:r>
+            <w:r>
+              <w:rPr>
+                <w:rFonts w:ascii="Times New Roman" w:hAnsi="Times New Roman" w:eastAsia="宋体" w:cs="Times New Roman"/>
+                <w:sz w:val="18"/>
+                <w:szCs w:val="18"/>
+                <w:lang w:bidi="ar"/>
+              </w:rPr>
+              <w:t/>
             </w:r>
             <w:r>
               <w:rPr>
@@ -2540,7 +2538,7 @@
                 <w:szCs w:val="18"/>
                 <w:lang w:val="en-US" w:eastAsia="zh-CN"/>
               </w:rPr>
-              <w:t>}</w:t>
+              <w:t/>
             </w:r>
           </w:p>
         </w:tc>
@@ -2646,16 +2644,15 @@
                 <w:szCs w:val="18"/>
                 <w:lang w:val="en-US" w:eastAsia="zh-CN"/>
               </w:rPr>
-              <w:t>${</w:t>
-            </w:r>
-            <w:r>
-              <w:rPr>
-                <w:rFonts w:ascii="Times New Roman" w:hAnsi="Times New Roman" w:eastAsia="宋体" w:cs="Times New Roman"/>
-                <w:sz w:val="18"/>
-                <w:szCs w:val="18"/>
-                <w:lang w:bidi="ar"/>
-              </w:rPr>
-              <w:t>管养单位</w:t>
+              <w:t>${管养单位}</w:t>
+            </w:r>
+            <w:r>
+              <w:rPr>
+                <w:rFonts w:ascii="Times New Roman" w:hAnsi="Times New Roman" w:eastAsia="宋体" w:cs="Times New Roman"/>
+                <w:sz w:val="18"/>
+                <w:szCs w:val="18"/>
+                <w:lang w:bidi="ar"/>
+              </w:rPr>
             </w:r>
             <w:r>
               <w:rPr>
@@ -2665,7 +2662,6 @@
                 <w:szCs w:val="18"/>
                 <w:lang w:val="en-US" w:eastAsia="zh-CN"/>
               </w:rPr>
-              <w:t>}</w:t>
             </w:r>
           </w:p>
         </w:tc>
@@ -2847,15 +2843,15 @@
                 <w:szCs w:val="18"/>
                 <w:lang w:val="en-US" w:eastAsia="zh-CN"/>
               </w:rPr>
-              <w:t>${</w:t>
-            </w:r>
-            <w:r>
-              <w:rPr>
-                <w:rFonts w:hint="eastAsia" w:ascii="Times New Roman" w:hAnsi="Times New Roman" w:eastAsia="宋体" w:cs="Times New Roman"/>
-                <w:sz w:val="18"/>
-                <w:szCs w:val="18"/>
-              </w:rPr>
-              <w:t>桥梁全长(m)</w:t>
+              <w:t xml:space="preserve">${桥梁全长} </w:t>
+            </w:r>
+            <w:r>
+              <w:rPr>
+                <w:rFonts w:hint="eastAsia" w:ascii="Times New Roman" w:hAnsi="Times New Roman" w:eastAsia="宋体" w:cs="Times New Roman"/>
+                <w:sz w:val="18"/>
+                <w:szCs w:val="18"/>
+              </w:rPr>
+              <w:t/>
             </w:r>
             <w:r>
               <w:rPr>
@@ -2865,7 +2861,7 @@
                 <w:szCs w:val="18"/>
                 <w:lang w:val="en-US" w:eastAsia="zh-CN"/>
               </w:rPr>
-              <w:t>}</w:t>
+              <w:t/>
             </w:r>
             <w:r>
               <w:rPr>
@@ -2874,7 +2870,7 @@
                 <w:sz w:val="18"/>
                 <w:szCs w:val="18"/>
               </w:rPr>
-              <w:t xml:space="preserve"> </w:t>
+              <w:t xml:space="preserve"/>
             </w:r>
           </w:p>
         </w:tc>
@@ -2976,15 +2972,15 @@
                 <w:szCs w:val="18"/>
                 <w:lang w:val="en-US" w:eastAsia="zh-CN"/>
               </w:rPr>
-              <w:t>${</w:t>
-            </w:r>
-            <w:r>
-              <w:rPr>
-                <w:rFonts w:hint="eastAsia" w:ascii="Times New Roman" w:hAnsi="Times New Roman" w:eastAsia="宋体" w:cs="Times New Roman"/>
-                <w:sz w:val="18"/>
-                <w:szCs w:val="18"/>
-              </w:rPr>
-              <w:t>桥面总宽(m)</w:t>
+              <w:t>${桥梁全宽}</w:t>
+            </w:r>
+            <w:r>
+              <w:rPr>
+                <w:rFonts w:hint="eastAsia" w:ascii="Times New Roman" w:hAnsi="Times New Roman" w:eastAsia="宋体" w:cs="Times New Roman"/>
+                <w:sz w:val="18"/>
+                <w:szCs w:val="18"/>
+              </w:rPr>
+              <w:t/>
             </w:r>
             <w:r>
               <w:rPr>
@@ -2994,7 +2990,7 @@
                 <w:szCs w:val="18"/>
                 <w:lang w:val="en-US" w:eastAsia="zh-CN"/>
               </w:rPr>
-              <w:t>}</w:t>
+              <w:t/>
             </w:r>
           </w:p>
         </w:tc>
@@ -3097,16 +3093,16 @@
                 <w:szCs w:val="18"/>
                 <w:lang w:val="en-US" w:eastAsia="zh-CN"/>
               </w:rPr>
-              <w:t>${</w:t>
-            </w:r>
-            <w:r>
-              <w:rPr>
-                <w:rFonts w:ascii="Times New Roman" w:hAnsi="Times New Roman" w:eastAsia="宋体" w:cs="Times New Roman"/>
-                <w:sz w:val="18"/>
-                <w:szCs w:val="18"/>
-                <w:lang w:bidi="ar"/>
-              </w:rPr>
-              <w:t>车道宽度</w:t>
+              <w:t>${车行道宽}</w:t>
+            </w:r>
+            <w:r>
+              <w:rPr>
+                <w:rFonts w:ascii="Times New Roman" w:hAnsi="Times New Roman" w:eastAsia="宋体" w:cs="Times New Roman"/>
+                <w:sz w:val="18"/>
+                <w:szCs w:val="18"/>
+                <w:lang w:bidi="ar"/>
+              </w:rPr>
+              <w:t/>
             </w:r>
             <w:r>
               <w:rPr>
@@ -3115,7 +3111,7 @@
                 <w:szCs w:val="18"/>
                 <w:lang w:val="en-US" w:eastAsia="zh-CN"/>
               </w:rPr>
-              <w:t>}</w:t>
+              <w:t/>
             </w:r>
           </w:p>
         </w:tc>
@@ -3861,16 +3857,15 @@
                 <w:szCs w:val="18"/>
                 <w:lang w:val="en-US" w:eastAsia="zh-CN"/>
               </w:rPr>
-              <w:t>${</w:t>
-            </w:r>
-            <w:r>
-              <w:rPr>
-                <w:rFonts w:ascii="Times New Roman" w:hAnsi="Times New Roman" w:eastAsia="宋体" w:cs="Times New Roman"/>
-                <w:sz w:val="18"/>
-                <w:szCs w:val="18"/>
-                <w:lang w:bidi="ar"/>
-              </w:rPr>
-              <w:t>桥下通航等级及标准净空</w:t>
+              <w:t>${桥下通航等级及标准净空}</w:t>
+            </w:r>
+            <w:r>
+              <w:rPr>
+                <w:rFonts w:ascii="Times New Roman" w:hAnsi="Times New Roman" w:eastAsia="宋体" w:cs="Times New Roman"/>
+                <w:sz w:val="18"/>
+                <w:szCs w:val="18"/>
+                <w:lang w:bidi="ar"/>
+              </w:rPr>
             </w:r>
             <w:r>
               <w:rPr>
@@ -3879,7 +3874,6 @@
                 <w:szCs w:val="18"/>
                 <w:lang w:val="en-US" w:eastAsia="zh-CN"/>
               </w:rPr>
-              <w:t>}</w:t>
             </w:r>
           </w:p>
         </w:tc>
@@ -4243,16 +4237,15 @@
                 <w:szCs w:val="18"/>
                 <w:lang w:val="en-US" w:eastAsia="zh-CN"/>
               </w:rPr>
-              <w:t>${</w:t>
-            </w:r>
-            <w:r>
-              <w:rPr>
-                <w:rFonts w:ascii="Times New Roman" w:hAnsi="Times New Roman" w:eastAsia="宋体" w:cs="Times New Roman"/>
-                <w:sz w:val="18"/>
-                <w:szCs w:val="18"/>
-                <w:lang w:bidi="ar"/>
-              </w:rPr>
-              <w:t>引道线形或曲线半径</w:t>
+              <w:t>${引道线形或曲线半径}</w:t>
+            </w:r>
+            <w:r>
+              <w:rPr>
+                <w:rFonts w:ascii="Times New Roman" w:hAnsi="Times New Roman" w:eastAsia="宋体" w:cs="Times New Roman"/>
+                <w:sz w:val="18"/>
+                <w:szCs w:val="18"/>
+                <w:lang w:bidi="ar"/>
+              </w:rPr>
             </w:r>
             <w:r>
               <w:rPr>
@@ -4261,7 +4254,6 @@
                 <w:szCs w:val="18"/>
                 <w:lang w:val="en-US" w:eastAsia="zh-CN"/>
               </w:rPr>
-              <w:t>}</w:t>
             </w:r>
           </w:p>
         </w:tc>
@@ -4410,16 +4402,15 @@
                 <w:szCs w:val="18"/>
                 <w:lang w:val="en-US" w:eastAsia="zh-CN"/>
               </w:rPr>
-              <w:t>${</w:t>
-            </w:r>
-            <w:r>
-              <w:rPr>
-                <w:rFonts w:ascii="Times New Roman" w:hAnsi="Times New Roman" w:eastAsia="宋体" w:cs="Times New Roman"/>
-                <w:sz w:val="18"/>
-                <w:szCs w:val="18"/>
-                <w:lang w:bidi="ar"/>
-              </w:rPr>
-              <w:t>设计洪水频率及其水位</w:t>
+              <w:t>${设计洪水频率及其水位}</w:t>
+            </w:r>
+            <w:r>
+              <w:rPr>
+                <w:rFonts w:ascii="Times New Roman" w:hAnsi="Times New Roman" w:eastAsia="宋体" w:cs="Times New Roman"/>
+                <w:sz w:val="18"/>
+                <w:szCs w:val="18"/>
+                <w:lang w:bidi="ar"/>
+              </w:rPr>
             </w:r>
             <w:r>
               <w:rPr>
@@ -4428,7 +4419,6 @@
                 <w:szCs w:val="18"/>
                 <w:lang w:val="en-US" w:eastAsia="zh-CN"/>
               </w:rPr>
-              <w:t>}</w:t>
             </w:r>
           </w:p>
         </w:tc>
@@ -4533,16 +4523,16 @@
                 <w:szCs w:val="18"/>
                 <w:lang w:val="en-US" w:eastAsia="zh-CN"/>
               </w:rPr>
-              <w:t>${</w:t>
-            </w:r>
-            <w:r>
-              <w:rPr>
-                <w:rFonts w:ascii="Times New Roman" w:hAnsi="Times New Roman" w:eastAsia="宋体" w:cs="Times New Roman"/>
-                <w:sz w:val="18"/>
-                <w:szCs w:val="18"/>
-                <w:lang w:bidi="ar"/>
-              </w:rPr>
-              <w:t>历史洪水位</w:t>
+              <w:t>${历史洪水位(米)}</w:t>
+            </w:r>
+            <w:r>
+              <w:rPr>
+                <w:rFonts w:ascii="Times New Roman" w:hAnsi="Times New Roman" w:eastAsia="宋体" w:cs="Times New Roman"/>
+                <w:sz w:val="18"/>
+                <w:szCs w:val="18"/>
+                <w:lang w:bidi="ar"/>
+              </w:rPr>
+              <w:t/>
             </w:r>
             <w:r>
               <w:rPr>
@@ -4551,7 +4541,7 @@
                 <w:szCs w:val="18"/>
                 <w:lang w:val="en-US" w:eastAsia="zh-CN"/>
               </w:rPr>
-              <w:t>}</w:t>
+              <w:t/>
             </w:r>
           </w:p>
         </w:tc>
@@ -4656,16 +4646,16 @@
                 <w:szCs w:val="18"/>
                 <w:lang w:val="en-US" w:eastAsia="zh-CN"/>
               </w:rPr>
-              <w:t>${</w:t>
-            </w:r>
-            <w:r>
-              <w:rPr>
-                <w:rFonts w:ascii="Times New Roman" w:hAnsi="Times New Roman" w:eastAsia="宋体" w:cs="Times New Roman"/>
-                <w:sz w:val="18"/>
-                <w:szCs w:val="18"/>
-                <w:lang w:bidi="ar"/>
-              </w:rPr>
-              <w:t>设计地震动峰值加速度系数</w:t>
+              <w:t>${抗震等级}</w:t>
+            </w:r>
+            <w:r>
+              <w:rPr>
+                <w:rFonts w:ascii="Times New Roman" w:hAnsi="Times New Roman" w:eastAsia="宋体" w:cs="Times New Roman"/>
+                <w:sz w:val="18"/>
+                <w:szCs w:val="18"/>
+                <w:lang w:bidi="ar"/>
+              </w:rPr>
+              <w:t/>
             </w:r>
             <w:r>
               <w:rPr>
@@ -4674,7 +4664,7 @@
                 <w:szCs w:val="18"/>
                 <w:lang w:val="en-US" w:eastAsia="zh-CN"/>
               </w:rPr>
-              <w:t>}</w:t>
+              <w:t/>
             </w:r>
           </w:p>
         </w:tc>
@@ -4802,16 +4792,16 @@
                 <w:szCs w:val="18"/>
                 <w:lang w:val="en-US" w:eastAsia="zh-CN"/>
               </w:rPr>
-              <w:t>${</w:t>
-            </w:r>
-            <w:r>
-              <w:rPr>
-                <w:rFonts w:ascii="Times New Roman" w:hAnsi="Times New Roman" w:eastAsia="宋体" w:cs="Times New Roman"/>
-                <w:sz w:val="18"/>
-                <w:szCs w:val="18"/>
-                <w:lang w:bidi="ar"/>
-              </w:rPr>
-              <w:t>桥面高程</w:t>
+              <w:t>${桥面标高}</w:t>
+            </w:r>
+            <w:r>
+              <w:rPr>
+                <w:rFonts w:ascii="Times New Roman" w:hAnsi="Times New Roman" w:eastAsia="宋体" w:cs="Times New Roman"/>
+                <w:sz w:val="18"/>
+                <w:szCs w:val="18"/>
+                <w:lang w:bidi="ar"/>
+              </w:rPr>
+              <w:t/>
             </w:r>
             <w:r>
               <w:rPr>
@@ -4820,7 +4810,7 @@
                 <w:szCs w:val="18"/>
                 <w:lang w:val="en-US" w:eastAsia="zh-CN"/>
               </w:rPr>
-              <w:t>}</w:t>
+              <w:t/>
             </w:r>
           </w:p>
         </w:tc>
@@ -5003,16 +4993,16 @@
                 <w:szCs w:val="18"/>
                 <w:lang w:val="en-US" w:eastAsia="zh-CN" w:bidi="ar"/>
               </w:rPr>
-              <w:t>L:${</w:t>
-            </w:r>
-            <w:r>
-              <w:rPr>
-                <w:rFonts w:hint="eastAsia" w:ascii="Times New Roman" w:hAnsi="Times New Roman" w:eastAsia="宋体" w:cs="Times New Roman"/>
-                <w:sz w:val="18"/>
-                <w:szCs w:val="18"/>
-                <w:lang w:bidi="ar"/>
-              </w:rPr>
-              <w:t>左幅</w:t>
+              <w:t>${跨径组合}</w:t>
+            </w:r>
+            <w:r>
+              <w:rPr>
+                <w:rFonts w:hint="eastAsia" w:ascii="Times New Roman" w:hAnsi="Times New Roman" w:eastAsia="宋体" w:cs="Times New Roman"/>
+                <w:sz w:val="18"/>
+                <w:szCs w:val="18"/>
+                <w:lang w:bidi="ar"/>
+              </w:rPr>
+              <w:t/>
             </w:r>
             <w:r>
               <w:rPr>
@@ -5021,7 +5011,7 @@
                 <w:szCs w:val="18"/>
                 <w:lang w:val="en-US" w:eastAsia="zh-CN" w:bidi="ar"/>
               </w:rPr>
-              <w:t xml:space="preserve">} </w:t>
+              <w:t xml:space="preserve"/>
             </w:r>
           </w:p>
           <w:p>
@@ -5043,7 +5033,7 @@
                 <w:szCs w:val="18"/>
                 <w:lang w:val="en-US" w:eastAsia="zh-CN" w:bidi="ar"/>
               </w:rPr>
-              <w:t>R:${右幅}</w:t>
+              <w:t/>
             </w:r>
           </w:p>
         </w:tc>
@@ -5171,16 +5161,16 @@
                 <w:szCs w:val="18"/>
                 <w:lang w:val="en-US" w:eastAsia="zh-CN"/>
               </w:rPr>
-              <w:t>${</w:t>
-            </w:r>
-            <w:r>
-              <w:rPr>
-                <w:rFonts w:ascii="Times New Roman" w:hAnsi="Times New Roman" w:eastAsia="宋体" w:cs="Times New Roman"/>
-                <w:sz w:val="18"/>
-                <w:szCs w:val="18"/>
-                <w:lang w:bidi="ar"/>
-              </w:rPr>
-              <w:t>结构体系</w:t>
+              <w:t>${桥型}</w:t>
+            </w:r>
+            <w:r>
+              <w:rPr>
+                <w:rFonts w:ascii="Times New Roman" w:hAnsi="Times New Roman" w:eastAsia="宋体" w:cs="Times New Roman"/>
+                <w:sz w:val="18"/>
+                <w:szCs w:val="18"/>
+                <w:lang w:bidi="ar"/>
+              </w:rPr>
+              <w:t/>
             </w:r>
             <w:r>
               <w:rPr>
@@ -5190,7 +5180,7 @@
                 <w:szCs w:val="18"/>
                 <w:lang w:val="en-US" w:eastAsia="zh-CN"/>
               </w:rPr>
-              <w:t>}</w:t>
+              <w:t/>
             </w:r>
           </w:p>
         </w:tc>
@@ -5376,7 +5366,7 @@
                 <w:szCs w:val="18"/>
                 <w:lang w:val="en-US" w:eastAsia="zh-CN" w:bidi="ar"/>
               </w:rPr>
-              <w:t>${</w:t>
+              <w:t>${主梁}</w:t>
             </w:r>
             <w:r>
               <w:rPr>
@@ -5385,7 +5375,6 @@
                 <w:sz w:val="18"/>
                 <w:szCs w:val="18"/>
               </w:rPr>
-              <w:t>主梁</w:t>
             </w:r>
             <w:r>
               <w:rPr>
@@ -5394,7 +5383,6 @@
                 <w:szCs w:val="18"/>
                 <w:lang w:val="en-US" w:eastAsia="zh-CN" w:bidi="ar"/>
               </w:rPr>
-              <w:t>}</w:t>
             </w:r>
           </w:p>
         </w:tc>
@@ -6760,7 +6748,7 @@
                 <w:szCs w:val="18"/>
                 <w:lang w:val="en-US" w:eastAsia="zh-CN" w:bidi="ar"/>
               </w:rPr>
-              <w:t>${</w:t>
+              <w:t>${桥面铺装类型}</w:t>
             </w:r>
             <w:r>
               <w:rPr>
@@ -6769,7 +6757,7 @@
                 <w:sz w:val="18"/>
                 <w:szCs w:val="18"/>
               </w:rPr>
-              <w:t>桥面铺装</w:t>
+              <w:t/>
             </w:r>
             <w:r>
               <w:rPr>
@@ -6778,7 +6766,7 @@
                 <w:szCs w:val="18"/>
                 <w:lang w:val="en-US" w:eastAsia="zh-CN" w:bidi="ar"/>
               </w:rPr>
-              <w:t>}</w:t>
+              <w:t/>
             </w:r>
           </w:p>
         </w:tc>
@@ -6932,7 +6920,7 @@
                 <w:szCs w:val="18"/>
                 <w:lang w:val="en-US" w:eastAsia="zh-CN" w:bidi="ar"/>
               </w:rPr>
-              <w:t>${</w:t>
+              <w:t>${伸缩缝类型}</w:t>
             </w:r>
             <w:r>
               <w:rPr>
@@ -6941,7 +6929,7 @@
                 <w:sz w:val="18"/>
                 <w:szCs w:val="18"/>
               </w:rPr>
-              <w:t>伸缩缝</w:t>
+              <w:t/>
             </w:r>
             <w:r>
               <w:rPr>
@@ -6950,7 +6938,7 @@
                 <w:szCs w:val="18"/>
                 <w:lang w:val="en-US" w:eastAsia="zh-CN" w:bidi="ar"/>
               </w:rPr>
-              <w:t>}</w:t>
+              <w:t/>
             </w:r>
           </w:p>
         </w:tc>
@@ -7276,7 +7264,7 @@
                 <w:szCs w:val="18"/>
                 <w:lang w:val="en-US" w:eastAsia="zh-CN" w:bidi="ar"/>
               </w:rPr>
-              <w:t>${</w:t>
+              <w:t>${护栏位置分布}</w:t>
             </w:r>
             <w:r>
               <w:rPr>
@@ -7285,7 +7273,7 @@
                 <w:sz w:val="18"/>
                 <w:szCs w:val="18"/>
               </w:rPr>
-              <w:t>栏杆、护栏</w:t>
+              <w:t/>
             </w:r>
             <w:r>
               <w:rPr>
@@ -7294,7 +7282,7 @@
                 <w:szCs w:val="18"/>
                 <w:lang w:val="en-US" w:eastAsia="zh-CN" w:bidi="ar"/>
               </w:rPr>
-              <w:t>}</w:t>
+              <w:t/>
             </w:r>
           </w:p>
         </w:tc>
@@ -7448,7 +7436,7 @@
                 <w:szCs w:val="18"/>
                 <w:lang w:val="en-US" w:eastAsia="zh-CN" w:bidi="ar"/>
               </w:rPr>
-              <w:t>${</w:t>
+              <w:t>${附属设施}</w:t>
             </w:r>
             <w:r>
               <w:rPr>
@@ -7457,7 +7445,7 @@
                 <w:sz w:val="18"/>
                 <w:szCs w:val="18"/>
               </w:rPr>
-              <w:t>照明、标志</w:t>
+              <w:t/>
             </w:r>
             <w:r>
               <w:rPr>
@@ -7466,7 +7454,7 @@
                 <w:szCs w:val="18"/>
                 <w:lang w:val="en-US" w:eastAsia="zh-CN" w:bidi="ar"/>
               </w:rPr>
-              <w:t>}</w:t>
+              <w:t/>
             </w:r>
           </w:p>
         </w:tc>
@@ -7629,7 +7617,7 @@
                 <w:szCs w:val="18"/>
                 <w:lang w:val="en-US" w:eastAsia="zh-CN"/>
               </w:rPr>
-              <w:t>${</w:t>
+              <w:t>${桥台形式}</w:t>
             </w:r>
             <w:r>
               <w:rPr>
@@ -7638,7 +7626,7 @@
                 <w:sz w:val="18"/>
                 <w:szCs w:val="18"/>
               </w:rPr>
-              <w:t>桥台</w:t>
+              <w:t/>
             </w:r>
             <w:r>
               <w:rPr>
@@ -7648,7 +7636,7 @@
                 <w:szCs w:val="18"/>
                 <w:lang w:val="en-US" w:eastAsia="zh-CN"/>
               </w:rPr>
-              <w:t>}</w:t>
+              <w:t/>
             </w:r>
           </w:p>
         </w:tc>
@@ -7802,7 +7790,7 @@
                 <w:szCs w:val="18"/>
                 <w:lang w:val="en-US" w:eastAsia="zh-CN" w:bidi="ar"/>
               </w:rPr>
-              <w:t>${</w:t>
+              <w:t>${桥墩形式}</w:t>
             </w:r>
             <w:r>
               <w:rPr>
@@ -7811,7 +7799,7 @@
                 <w:sz w:val="18"/>
                 <w:szCs w:val="18"/>
               </w:rPr>
-              <w:t>桥墩</w:t>
+              <w:t/>
             </w:r>
             <w:r>
               <w:rPr>
@@ -7820,7 +7808,7 @@
                 <w:szCs w:val="18"/>
                 <w:lang w:val="en-US" w:eastAsia="zh-CN" w:bidi="ar"/>
               </w:rPr>
-              <w:t>}</w:t>
+              <w:t/>
             </w:r>
           </w:p>
         </w:tc>
@@ -8351,7 +8339,7 @@
                 <w:szCs w:val="18"/>
                 <w:lang w:val="en-US" w:eastAsia="zh-CN" w:bidi="ar"/>
               </w:rPr>
-              <w:t>${</w:t>
+              <w:t>${基础}</w:t>
             </w:r>
             <w:r>
               <w:rPr>
@@ -8360,7 +8348,6 @@
                 <w:sz w:val="18"/>
                 <w:szCs w:val="18"/>
               </w:rPr>
-              <w:t>基础</w:t>
             </w:r>
             <w:r>
               <w:rPr>
@@ -8369,7 +8356,6 @@
                 <w:szCs w:val="18"/>
                 <w:lang w:val="en-US" w:eastAsia="zh-CN" w:bidi="ar"/>
               </w:rPr>
-              <w:t>}</w:t>
             </w:r>
           </w:p>
         </w:tc>
@@ -8728,7 +8714,7 @@
                 <w:szCs w:val="18"/>
                 <w:lang w:val="en-US" w:eastAsia="zh-CN" w:bidi="ar"/>
               </w:rPr>
-              <w:t>${</w:t>
+              <w:t>${支座类型}</w:t>
             </w:r>
             <w:r>
               <w:rPr>
@@ -8737,7 +8723,7 @@
                 <w:sz w:val="18"/>
                 <w:szCs w:val="18"/>
               </w:rPr>
-              <w:t>支座</w:t>
+              <w:t/>
             </w:r>
             <w:r>
               <w:rPr>
@@ -8746,7 +8732,7 @@
                 <w:szCs w:val="18"/>
                 <w:lang w:val="en-US" w:eastAsia="zh-CN" w:bidi="ar"/>
               </w:rPr>
-              <w:t>}</w:t>
+              <w:t/>
             </w:r>
           </w:p>
         </w:tc>
@@ -8900,7 +8886,7 @@
                 <w:szCs w:val="18"/>
                 <w:lang w:val="en-US" w:eastAsia="zh-CN" w:bidi="ar"/>
               </w:rPr>
-              <w:t>${</w:t>
+              <w:t>${桥梁防撞设施}</w:t>
             </w:r>
             <w:r>
               <w:rPr>
@@ -8909,7 +8895,6 @@
                 <w:sz w:val="18"/>
                 <w:szCs w:val="18"/>
               </w:rPr>
-              <w:t>桥梁防撞设施</w:t>
             </w:r>
             <w:r>
               <w:rPr>
@@ -8918,7 +8903,6 @@
                 <w:szCs w:val="18"/>
                 <w:lang w:val="en-US" w:eastAsia="zh-CN" w:bidi="ar"/>
               </w:rPr>
-              <w:t>}</w:t>
             </w:r>
           </w:p>
         </w:tc>
@@ -9072,7 +9056,7 @@
                 <w:szCs w:val="18"/>
                 <w:lang w:val="en-US" w:eastAsia="zh-CN" w:bidi="ar"/>
               </w:rPr>
-              <w:t>${</w:t>
+              <w:t>${航标及排水系统}</w:t>
             </w:r>
             <w:r>
               <w:rPr>
@@ -9081,7 +9065,6 @@
                 <w:sz w:val="18"/>
                 <w:szCs w:val="18"/>
               </w:rPr>
-              <w:t>航标及排水系统</w:t>
             </w:r>
             <w:r>
               <w:rPr>
@@ -9090,7 +9073,6 @@
                 <w:szCs w:val="18"/>
                 <w:lang w:val="en-US" w:eastAsia="zh-CN" w:bidi="ar"/>
               </w:rPr>
-              <w:t>}</w:t>
             </w:r>
           </w:p>
         </w:tc>
@@ -9389,7 +9371,7 @@
                 <w:szCs w:val="18"/>
                 <w:lang w:val="en-US" w:eastAsia="zh-CN" w:bidi="ar"/>
               </w:rPr>
-              <w:t>${</w:t>
+              <w:t>${抗洪防护工程类型}</w:t>
             </w:r>
             <w:r>
               <w:rPr>
@@ -9398,7 +9380,7 @@
                 <w:sz w:val="18"/>
                 <w:szCs w:val="18"/>
               </w:rPr>
-              <w:t>调治构造物</w:t>
+              <w:t/>
             </w:r>
             <w:r>
               <w:rPr>
@@ -9407,7 +9389,7 @@
                 <w:szCs w:val="18"/>
                 <w:lang w:val="en-US" w:eastAsia="zh-CN" w:bidi="ar"/>
               </w:rPr>
-              <w:t>}</w:t>
+              <w:t/>
             </w:r>
           </w:p>
         </w:tc>
@@ -11543,7 +11525,7 @@
                 <w:szCs w:val="18"/>
                 <w:lang w:val="en-US" w:eastAsia="zh-CN" w:bidi="ar"/>
               </w:rPr>
-              <w:t>${评定时间1}</w:t>
+              <w:t>${最近评定日期}</w:t>
             </w:r>
           </w:p>
         </w:tc>
@@ -11613,7 +11595,7 @@
                 <w:szCs w:val="18"/>
                 <w:lang w:val="en-US" w:eastAsia="zh-CN" w:bidi="ar"/>
               </w:rPr>
-              <w:t>${评定结果1}</w:t>
+              <w:t>${桥梁技术状况}</w:t>
             </w:r>
           </w:p>
         </w:tc>
@@ -11648,7 +11630,7 @@
                 <w:szCs w:val="18"/>
                 <w:lang w:val="en-US" w:eastAsia="zh-CN" w:bidi="ar"/>
               </w:rPr>
-              <w:t>${处治对策1}</w:t>
+              <w:t>${上一次处治对策}</w:t>
             </w:r>
           </w:p>
         </w:tc>
